--- a/Context/Chapter 1.docx
+++ b/Context/Chapter 1.docx
@@ -444,6 +444,9 @@
         </w:numPr>
       </w:pPr>
       <w:r>
+        <w:rPr>
+          <w:noProof/>
+        </w:rPr>
         <w:lastRenderedPageBreak/>
         <w:drawing>
           <wp:anchor distT="0" distB="0" distL="114300" distR="114300" simplePos="0" relativeHeight="251659264" behindDoc="0" locked="0" layoutInCell="1" allowOverlap="1" wp14:anchorId="5CED0022" wp14:editId="4B2F1DED">
@@ -496,6 +499,9 @@
         </w:drawing>
       </w:r>
       <w:r>
+        <w:rPr>
+          <w:noProof/>
+        </w:rPr>
         <w:drawing>
           <wp:anchor distT="0" distB="0" distL="114300" distR="114300" simplePos="0" relativeHeight="251658240" behindDoc="0" locked="0" layoutInCell="1" allowOverlap="1" wp14:anchorId="12B901E8" wp14:editId="20917D7D">
             <wp:simplePos x="0" y="0"/>
@@ -550,6 +556,9 @@
         <w:t>Debuff Fracture, Conclusion, Signless</w:t>
       </w:r>
       <w:r>
+        <w:rPr>
+          <w:noProof/>
+        </w:rPr>
         <w:drawing>
           <wp:anchor distT="0" distB="0" distL="114300" distR="114300" simplePos="0" relativeHeight="251660288" behindDoc="0" locked="0" layoutInCell="1" allowOverlap="1" wp14:anchorId="111C41C1" wp14:editId="7BE24D95">
             <wp:simplePos x="0" y="0"/>
@@ -663,6 +672,9 @@
       <w:r>
         <w:t>Thiết kế màn chơi</w:t>
       </w:r>
+      <w:r>
+        <w:t>.</w:t>
+      </w:r>
     </w:p>
     <w:p>
       <w:pPr>
@@ -674,6 +686,9 @@
       </w:pPr>
       <w:r>
         <w:t>Thiết kế 3 loại quái mới và 1 miniboss</w:t>
+      </w:r>
+      <w:r>
+        <w:t>.</w:t>
       </w:r>
     </w:p>
     <w:sectPr>
